--- a/apps/transcribe-md/src/lib/template-twin/colon-operative-note/colon-operative-note.docx
+++ b/apps/transcribe-md/src/lib/template-twin/colon-operative-note/colon-operative-note.docx
@@ -174,52 +174,46 @@
       </w:r>
     </w:p>
     <w:p>
-      <w:r>
-        <w:t>1. </w:t>
-      </w:r>
       <w:sdt>
         <w:sdtPr>
           <w:id w:val="109"/>
-          <w:alias w:val="Findings 1"/>
-          <w:text/>
-        </w:sdtPr>
-        <w:sdtContent>
-          <w:r>
-            <w:t>Enter finding 1.</w:t>
-          </w:r>
-        </w:sdtContent>
-      </w:sdt>
-    </w:p>
-    <w:p>
-      <w:r>
-        <w:t>2. </w:t>
-      </w:r>
+          <w:alias w:val="Findings"/>
+          <w:tag w:val="findings"/>
+          <w:text/>
+        </w:sdtPr>
+        <w:sdtContent>
+          <w:r>
+            <w:t>Enter a finding.</w:t>
+          </w:r>
+        </w:sdtContent>
+      </w:sdt>
+    </w:p>
+    <w:p>
       <w:sdt>
         <w:sdtPr>
           <w:id w:val="110"/>
-          <w:alias w:val="Findings 2"/>
-          <w:text/>
-        </w:sdtPr>
-        <w:sdtContent>
-          <w:r>
-            <w:t>Enter finding 2.</w:t>
-          </w:r>
-        </w:sdtContent>
-      </w:sdt>
-    </w:p>
-    <w:p>
-      <w:r>
-        <w:t>3. </w:t>
-      </w:r>
+          <w:alias w:val="Findings"/>
+          <w:tag w:val="findings"/>
+          <w:text/>
+        </w:sdtPr>
+        <w:sdtContent>
+          <w:r>
+            <w:t>Enter a finding.</w:t>
+          </w:r>
+        </w:sdtContent>
+      </w:sdt>
+    </w:p>
+    <w:p>
       <w:sdt>
         <w:sdtPr>
           <w:id w:val="111"/>
-          <w:alias w:val="Findings 3"/>
-          <w:text/>
-        </w:sdtPr>
-        <w:sdtContent>
-          <w:r>
-            <w:t>Enter finding 3.</w:t>
+          <w:alias w:val="Findings"/>
+          <w:tag w:val="findings"/>
+          <w:text/>
+        </w:sdtPr>
+        <w:sdtContent>
+          <w:r>
+            <w:t>Enter a finding.</w:t>
           </w:r>
         </w:sdtContent>
       </w:sdt>
@@ -230,52 +224,46 @@
       </w:r>
     </w:p>
     <w:p>
-      <w:r>
-        <w:t>1. </w:t>
-      </w:r>
       <w:sdt>
         <w:sdtPr>
           <w:id w:val="112"/>
-          <w:alias w:val="Recommendations 1"/>
-          <w:text/>
-        </w:sdtPr>
-        <w:sdtContent>
-          <w:r>
-            <w:t>Enter recommendation 1.</w:t>
-          </w:r>
-        </w:sdtContent>
-      </w:sdt>
-    </w:p>
-    <w:p>
-      <w:r>
-        <w:t>2. </w:t>
-      </w:r>
+          <w:alias w:val="Recommendations"/>
+          <w:tag w:val="recommendations"/>
+          <w:text/>
+        </w:sdtPr>
+        <w:sdtContent>
+          <w:r>
+            <w:t>Enter a recommendation.</w:t>
+          </w:r>
+        </w:sdtContent>
+      </w:sdt>
+    </w:p>
+    <w:p>
       <w:sdt>
         <w:sdtPr>
           <w:id w:val="113"/>
-          <w:alias w:val="Recommendations 2"/>
-          <w:text/>
-        </w:sdtPr>
-        <w:sdtContent>
-          <w:r>
-            <w:t>Enter recommendation 2.</w:t>
-          </w:r>
-        </w:sdtContent>
-      </w:sdt>
-    </w:p>
-    <w:p>
-      <w:r>
-        <w:t>3. </w:t>
-      </w:r>
+          <w:alias w:val="Recommendations"/>
+          <w:tag w:val="recommendations"/>
+          <w:text/>
+        </w:sdtPr>
+        <w:sdtContent>
+          <w:r>
+            <w:t>Enter a recommendation.</w:t>
+          </w:r>
+        </w:sdtContent>
+      </w:sdt>
+    </w:p>
+    <w:p>
       <w:sdt>
         <w:sdtPr>
           <w:id w:val="114"/>
-          <w:alias w:val="Recommendations 3"/>
-          <w:text/>
-        </w:sdtPr>
-        <w:sdtContent>
-          <w:r>
-            <w:t>Enter recommendation 3.</w:t>
+          <w:alias w:val="Recommendations"/>
+          <w:tag w:val="recommendations"/>
+          <w:text/>
+        </w:sdtPr>
+        <w:sdtContent>
+          <w:r>
+            <w:t>Enter a recommendation.</w:t>
           </w:r>
         </w:sdtContent>
       </w:sdt>
